--- a/3. MusicAndArts/1. CarnaticMusicPlusOthers/0. Books/SahajayogaBhajansAndNotes/0. Bhajans_WithWordToWordTranslations/5.RaagJayjaywanti-Notes.docx
+++ b/3. MusicAndArts/1. CarnaticMusicPlusOthers/0. Books/SahajayogaBhajansAndNotes/0. Bhajans_WithWordToWordTranslations/5.RaagJayjaywanti-Notes.docx
@@ -412,16 +412,48 @@
       <w:pPr>
         <w:rPr/>
       </w:pPr>
-      <w:hyperlink r:id="rId8">
-        <w:r>
-          <w:rPr>
-            <w:color w:val="1155cc"/>
-            <w:u w:val="single"/>
-            <w:rtl w:val="0"/>
-          </w:rPr>
-          <w:t xml:space="preserve">Riririri......sa</w:t>
-        </w:r>
-      </w:hyperlink>
+      <w:sdt>
+        <w:sdtPr>
+          <w:id w:val="-566539319"/>
+          <w:tag w:val="goog_rdk_0"/>
+        </w:sdtPr>
+        <w:sdtContent>
+          <w:del w:author="Virata Pusuluri" w:id="0" w:date="2026-02-06T16:19:21Z">
+            <w:r>
+              <w:fldChar w:fldCharType="begin"/>
+              <w:delInstrText xml:space="preserve"> HYPERLINK "http://riririri......sa" </w:delInstrText>
+              <w:fldChar w:fldCharType="separate"/>
+            </w:r>
+            <w:r>
+              <w:rPr>
+                <w:color w:val="1155cc"/>
+                <w:u w:val="single"/>
+                <w:rtl w:val="0"/>
+              </w:rPr>
+              <w:delText xml:space="preserve">Riririri......sa</w:delText>
+            </w:r>
+            <w:r>
+              <w:fldChar w:fldCharType="end"/>
+            </w:r>
+          </w:del>
+        </w:sdtContent>
+      </w:sdt>
+      <w:sdt>
+        <w:sdtPr>
+          <w:id w:val="2076470351"/>
+          <w:tag w:val="goog_rdk_1"/>
+        </w:sdtPr>
+        <w:sdtContent>
+          <w:ins w:author="Virata Pusuluri" w:id="0" w:date="2026-02-06T16:19:21Z">
+            <w:r>
+              <w:rPr>
+                <w:rtl w:val="0"/>
+              </w:rPr>
+              <w:t xml:space="preserve">Riririri......sa</w:t>
+            </w:r>
+          </w:ins>
+        </w:sdtContent>
+      </w:sdt>
       <w:r>
         <w:rPr>
           <w:rtl w:val="0"/>
@@ -590,6 +622,808 @@
           <w:rtl w:val="0"/>
         </w:rPr>
         <w:t xml:space="preserve">Can end here.. or do radhakrishna again and end on radha krishna at Sasasa…. with slow fading</w:t>
+      </w:r>
+    </w:p>
+    <w:p>
+      <w:pPr>
+        <w:rPr/>
+      </w:pPr>
+      <w:r>
+        <w:rPr>
+          <w:rtl w:val="0"/>
+        </w:rPr>
+      </w:r>
+    </w:p>
+    <w:p>
+      <w:pPr>
+        <w:rPr/>
+      </w:pPr>
+      <w:r>
+        <w:rPr>
+          <w:rtl w:val="0"/>
+        </w:rPr>
+        <w:t xml:space="preserve">------------------</w:t>
+      </w:r>
+    </w:p>
+    <w:p>
+      <w:pPr>
+        <w:rPr/>
+      </w:pPr>
+      <w:r>
+        <w:rPr>
+          <w:rtl w:val="0"/>
+        </w:rPr>
+        <w:t xml:space="preserve">Telugu lyrics (Adi thaalam - higher and lower lines)</w:t>
+      </w:r>
+    </w:p>
+    <w:p>
+      <w:pPr>
+        <w:rPr/>
+      </w:pPr>
+      <w:r>
+        <w:rPr>
+          <w:rtl w:val="0"/>
+        </w:rPr>
+        <w:t xml:space="preserve">(For the second part of lower - doing RiSaSaRi GaMaRiGa instead of RiSaRiGaMaPaGaMa .. check if that fits in this raaga)</w:t>
+      </w:r>
+    </w:p>
+    <w:p>
+      <w:pPr>
+        <w:rPr/>
+      </w:pPr>
+      <w:r>
+        <w:rPr>
+          <w:rtl w:val="0"/>
+        </w:rPr>
+      </w:r>
+    </w:p>
+    <w:p>
+      <w:pPr>
+        <w:rPr/>
+      </w:pPr>
+      <w:r>
+        <w:rPr>
+          <w:rtl w:val="0"/>
+        </w:rPr>
+        <w:t xml:space="preserve">Sharanugori nee charanamu jerithi (lower)</w:t>
+      </w:r>
+    </w:p>
+    <w:p>
+      <w:pPr>
+        <w:rPr/>
+      </w:pPr>
+      <w:r>
+        <w:rPr>
+          <w:rtl w:val="0"/>
+        </w:rPr>
+        <w:t xml:space="preserve">(N)abhayameeyumaa Nirmala Maathaa (lower)</w:t>
+      </w:r>
+    </w:p>
+    <w:p>
+      <w:pPr>
+        <w:rPr/>
+      </w:pPr>
+      <w:r>
+        <w:rPr>
+          <w:rtl w:val="0"/>
+        </w:rPr>
+        <w:t xml:space="preserve">x2</w:t>
+      </w:r>
+    </w:p>
+    <w:p>
+      <w:pPr>
+        <w:rPr/>
+      </w:pPr>
+      <w:r>
+        <w:rPr>
+          <w:rtl w:val="0"/>
+        </w:rPr>
+      </w:r>
+    </w:p>
+    <w:p>
+      <w:pPr>
+        <w:rPr/>
+      </w:pPr>
+      <w:r>
+        <w:rPr>
+          <w:rtl w:val="0"/>
+        </w:rPr>
+        <w:t xml:space="preserve">Vedamantramulu poojaa vidhuloooo (higher)</w:t>
+      </w:r>
+    </w:p>
+    <w:p>
+      <w:pPr>
+        <w:rPr/>
+      </w:pPr>
+      <w:r>
+        <w:rPr>
+          <w:rtl w:val="0"/>
+        </w:rPr>
+        <w:t xml:space="preserve">Theliyanatti Agnyanikaina nee (lower)</w:t>
+      </w:r>
+    </w:p>
+    <w:p>
+      <w:pPr>
+        <w:rPr/>
+      </w:pPr>
+      <w:r>
+        <w:rPr>
+          <w:rtl w:val="0"/>
+        </w:rPr>
+        <w:t xml:space="preserve">Madhuravacahanamulu Mandahaasamulu (higher)</w:t>
+      </w:r>
+    </w:p>
+    <w:p>
+      <w:pPr>
+        <w:rPr/>
+      </w:pPr>
+      <w:r>
+        <w:rPr>
+          <w:rtl w:val="0"/>
+        </w:rPr>
+        <w:t xml:space="preserve">Gaanchi Madiki Paravashame Raadaa (lower)</w:t>
+      </w:r>
+    </w:p>
+    <w:p>
+      <w:pPr>
+        <w:rPr/>
+      </w:pPr>
+      <w:r>
+        <w:rPr>
+          <w:rtl w:val="0"/>
+        </w:rPr>
+        <w:t xml:space="preserve">x2</w:t>
+      </w:r>
+    </w:p>
+    <w:p>
+      <w:pPr>
+        <w:rPr/>
+      </w:pPr>
+      <w:r>
+        <w:rPr>
+          <w:rtl w:val="0"/>
+        </w:rPr>
+        <w:t xml:space="preserve">||Sharanu||</w:t>
+      </w:r>
+    </w:p>
+    <w:p>
+      <w:pPr>
+        <w:rPr/>
+      </w:pPr>
+      <w:r>
+        <w:rPr>
+          <w:rtl w:val="0"/>
+        </w:rPr>
+      </w:r>
+    </w:p>
+    <w:p>
+      <w:pPr>
+        <w:rPr/>
+      </w:pPr>
+      <w:r>
+        <w:rPr>
+          <w:rtl w:val="0"/>
+        </w:rPr>
+        <w:t xml:space="preserve">Mandabudhinai jesithi paapamu (lower)</w:t>
+      </w:r>
+    </w:p>
+    <w:p>
+      <w:pPr>
+        <w:rPr/>
+      </w:pPr>
+      <w:r>
+        <w:rPr>
+          <w:rtl w:val="0"/>
+        </w:rPr>
+        <w:t xml:space="preserve">Kaamamu Krodhamu Lobhamu Mohamu (lower)</w:t>
+      </w:r>
+    </w:p>
+    <w:p>
+      <w:pPr>
+        <w:rPr/>
+      </w:pPr>
+      <w:r>
+        <w:rPr>
+          <w:rtl w:val="0"/>
+        </w:rPr>
+        <w:t xml:space="preserve">Anthuleni Madammaatsaryaanaa(higher)        (thoduveedani)</w:t>
+      </w:r>
+    </w:p>
+    <w:p>
+      <w:pPr>
+        <w:rPr/>
+      </w:pPr>
+      <w:r>
+        <w:rPr>
+          <w:rtl w:val="0"/>
+        </w:rPr>
+        <w:t xml:space="preserve">Munigitheline Doshini gaana? (higher)</w:t>
+      </w:r>
+    </w:p>
+    <w:p>
+      <w:pPr>
+        <w:rPr/>
+      </w:pPr>
+      <w:r>
+        <w:rPr>
+          <w:rtl w:val="0"/>
+        </w:rPr>
+        <w:t xml:space="preserve">x2</w:t>
+      </w:r>
+    </w:p>
+    <w:p>
+      <w:pPr>
+        <w:rPr/>
+      </w:pPr>
+      <w:r>
+        <w:rPr>
+          <w:rtl w:val="0"/>
+        </w:rPr>
+        <w:t xml:space="preserve"> ||Sharanu||</w:t>
+      </w:r>
+    </w:p>
+    <w:p>
+      <w:pPr>
+        <w:rPr/>
+      </w:pPr>
+      <w:r>
+        <w:rPr>
+          <w:rtl w:val="0"/>
+        </w:rPr>
+        <w:t xml:space="preserve">           </w:t>
+      </w:r>
+    </w:p>
+    <w:p>
+      <w:pPr>
+        <w:rPr/>
+      </w:pPr>
+      <w:r>
+        <w:rPr>
+          <w:rtl w:val="0"/>
+        </w:rPr>
+        <w:t xml:space="preserve">Theliseetheliyaka Ne Jesina (higher)</w:t>
+      </w:r>
+    </w:p>
+    <w:p>
+      <w:pPr>
+        <w:rPr/>
+      </w:pPr>
+      <w:r>
+        <w:rPr>
+          <w:rtl w:val="0"/>
+        </w:rPr>
+        <w:t xml:space="preserve">Papapunyamulu Sweekarimpumaa (lower)</w:t>
+      </w:r>
+    </w:p>
+    <w:p>
+      <w:pPr>
+        <w:rPr/>
+      </w:pPr>
+      <w:r>
+        <w:rPr>
+          <w:rtl w:val="0"/>
+        </w:rPr>
+        <w:t xml:space="preserve">Adishakti Nanu Mannimpumumaa (lower)</w:t>
+      </w:r>
+    </w:p>
+    <w:p>
+      <w:pPr>
+        <w:rPr/>
+      </w:pPr>
+      <w:r>
+        <w:rPr>
+          <w:rtl w:val="0"/>
+        </w:rPr>
+        <w:t xml:space="preserve">Amma Kundalini Jagruthamavagaa (higher)</w:t>
+      </w:r>
+    </w:p>
+    <w:p>
+      <w:pPr>
+        <w:rPr/>
+      </w:pPr>
+      <w:r>
+        <w:rPr>
+          <w:rtl w:val="0"/>
+        </w:rPr>
+        <w:t xml:space="preserve">Atmagnyanamuna Nirdoshini gaa (higher)</w:t>
+      </w:r>
+    </w:p>
+    <w:p>
+      <w:pPr>
+        <w:rPr/>
+      </w:pPr>
+      <w:r>
+        <w:rPr>
+          <w:rtl w:val="0"/>
+        </w:rPr>
+        <w:t xml:space="preserve">            (kaaa = kaava = avvadaniki = ayyelaaga)</w:t>
+      </w:r>
+    </w:p>
+    <w:p>
+      <w:pPr>
+        <w:rPr/>
+      </w:pPr>
+      <w:r>
+        <w:rPr>
+          <w:rtl w:val="0"/>
+        </w:rPr>
+        <w:t xml:space="preserve">Paramachethanamu pravahinchina naa (lower)</w:t>
+      </w:r>
+    </w:p>
+    <w:p>
+      <w:pPr>
+        <w:rPr/>
+      </w:pPr>
+      <w:r>
+        <w:rPr>
+          <w:rtl w:val="0"/>
+        </w:rPr>
+        <w:t xml:space="preserve">Chakranaadule pulakinchenuga (lower)</w:t>
+      </w:r>
+    </w:p>
+    <w:p>
+      <w:pPr>
+        <w:rPr/>
+      </w:pPr>
+      <w:r>
+        <w:rPr>
+          <w:rtl w:val="0"/>
+        </w:rPr>
+        <w:t xml:space="preserve">Atmagnaninai Doshini Gaanu (lower)</w:t>
+      </w:r>
+    </w:p>
+    <w:p>
+      <w:pPr>
+        <w:rPr/>
+      </w:pPr>
+      <w:r>
+        <w:rPr>
+          <w:rtl w:val="0"/>
+        </w:rPr>
+        <w:t xml:space="preserve">Kaane kaanu Doshini gaanu (lower)</w:t>
+      </w:r>
+    </w:p>
+    <w:p>
+      <w:pPr>
+        <w:rPr/>
+      </w:pPr>
+      <w:r>
+        <w:rPr>
+          <w:rtl w:val="0"/>
+        </w:rPr>
+        <w:t xml:space="preserve">Atmagnaninai Doshini gaanu (lower)</w:t>
+      </w:r>
+    </w:p>
+    <w:p>
+      <w:pPr>
+        <w:rPr/>
+      </w:pPr>
+      <w:r>
+        <w:rPr>
+          <w:rtl w:val="0"/>
+        </w:rPr>
+        <w:t xml:space="preserve">x2</w:t>
+      </w:r>
+    </w:p>
+    <w:p>
+      <w:pPr>
+        <w:rPr/>
+      </w:pPr>
+      <w:r>
+        <w:rPr>
+          <w:rtl w:val="0"/>
+        </w:rPr>
+        <w:t xml:space="preserve">||Sharanu||</w:t>
+      </w:r>
+    </w:p>
+    <w:p>
+      <w:pPr>
+        <w:rPr/>
+      </w:pPr>
+      <w:r>
+        <w:rPr>
+          <w:rtl w:val="0"/>
+        </w:rPr>
+      </w:r>
+    </w:p>
+    <w:p>
+      <w:pPr>
+        <w:rPr/>
+      </w:pPr>
+      <w:r>
+        <w:rPr>
+          <w:rtl w:val="0"/>
+        </w:rPr>
+        <w:t xml:space="preserve">Vedamantramulu poojaa vidhuloooo (higher)</w:t>
+      </w:r>
+    </w:p>
+    <w:p>
+      <w:pPr>
+        <w:rPr/>
+      </w:pPr>
+      <w:r>
+        <w:rPr>
+          <w:rtl w:val="0"/>
+        </w:rPr>
+        <w:t xml:space="preserve">Theliyanatti Agnyanikaina nee (lower)</w:t>
+      </w:r>
+    </w:p>
+    <w:p>
+      <w:pPr>
+        <w:rPr/>
+      </w:pPr>
+      <w:r>
+        <w:rPr>
+          <w:rtl w:val="0"/>
+        </w:rPr>
+        <w:t xml:space="preserve">Madhuravacahanamulu Mandahaasamulu (higher)</w:t>
+      </w:r>
+    </w:p>
+    <w:p>
+      <w:pPr>
+        <w:rPr/>
+      </w:pPr>
+      <w:r>
+        <w:rPr>
+          <w:rtl w:val="0"/>
+        </w:rPr>
+        <w:t xml:space="preserve">Gaanchi Madiki Paravashame Raadaa (lower)</w:t>
+      </w:r>
+    </w:p>
+    <w:p>
+      <w:pPr>
+        <w:rPr/>
+      </w:pPr>
+      <w:r>
+        <w:rPr>
+          <w:rtl w:val="0"/>
+        </w:rPr>
+        <w:t xml:space="preserve">x2</w:t>
+      </w:r>
+    </w:p>
+    <w:p>
+      <w:pPr>
+        <w:rPr/>
+      </w:pPr>
+      <w:r>
+        <w:rPr>
+          <w:rtl w:val="0"/>
+        </w:rPr>
+        <w:t xml:space="preserve">||Sharanu||</w:t>
+      </w:r>
+    </w:p>
+    <w:p>
+      <w:pPr>
+        <w:rPr/>
+      </w:pPr>
+      <w:r>
+        <w:rPr>
+          <w:rtl w:val="0"/>
+        </w:rPr>
+        <w:t xml:space="preserve">Abhayameeyumaa Nirmala Maathaa (lower) x2 (slow fade)</w:t>
+      </w:r>
+    </w:p>
+    <w:p>
+      <w:pPr>
+        <w:rPr/>
+      </w:pPr>
+      <w:r>
+        <w:rPr>
+          <w:rtl w:val="0"/>
+        </w:rPr>
+      </w:r>
+    </w:p>
+    <w:p>
+      <w:pPr>
+        <w:rPr/>
+      </w:pPr>
+      <w:r>
+        <w:rPr>
+          <w:rtl w:val="0"/>
+        </w:rPr>
+      </w:r>
+    </w:p>
+    <w:p>
+      <w:pPr>
+        <w:rPr/>
+      </w:pPr>
+      <w:r>
+        <w:rPr>
+          <w:rtl w:val="0"/>
+        </w:rPr>
+        <w:t xml:space="preserve">(The following can be the 6 beat set *16 = 8*12)</w:t>
+      </w:r>
+    </w:p>
+    <w:p>
+      <w:pPr>
+        <w:rPr/>
+      </w:pPr>
+      <w:r>
+        <w:rPr>
+          <w:rtl w:val="0"/>
+        </w:rPr>
+        <w:t xml:space="preserve">Abaludanu Asakthudanu Agnyanini .. naa chethullo emee ledu.... Mee paada chenthakunvachaanu.. emee leni chethulu chaachi mee mundu nilabaddaanu.. mee sakthe naa sakthi.. meere paripoorna atma sakshatkaranni ivvali.. mee paramachaitanya dhaarale naa chethilo pravahinchaali.. </w:t>
+      </w:r>
+    </w:p>
+    <w:p>
+      <w:pPr>
+        <w:rPr/>
+      </w:pPr>
+      <w:r>
+        <w:rPr>
+          <w:rtl w:val="0"/>
+        </w:rPr>
+      </w:r>
+    </w:p>
+    <w:p>
+      <w:pPr>
+        <w:rPr/>
+      </w:pPr>
+      <w:r>
+        <w:rPr>
+          <w:rtl w:val="0"/>
+        </w:rPr>
+        <w:t xml:space="preserve">(Atmani kabatti doshini kaanu.. ee sareeram manassu .. body mind ego conditionings kaanu.. manibudhyahamkara chittaninaaham)</w:t>
+      </w:r>
+    </w:p>
+    <w:p>
+      <w:pPr>
+        <w:rPr/>
+      </w:pPr>
+      <w:r>
+        <w:rPr>
+          <w:rtl w:val="0"/>
+        </w:rPr>
+        <w:t xml:space="preserve">Ne doshini gaanu Kaane kaanu</w:t>
+      </w:r>
+    </w:p>
+    <w:p>
+      <w:pPr>
+        <w:rPr/>
+      </w:pPr>
+      <w:r>
+        <w:rPr>
+          <w:rtl w:val="0"/>
+        </w:rPr>
+        <w:t xml:space="preserve">Doshini kaanu Kaane kaanu</w:t>
+      </w:r>
+    </w:p>
+    <w:p>
+      <w:pPr>
+        <w:rPr/>
+      </w:pPr>
+      <w:r>
+        <w:rPr>
+          <w:rtl w:val="0"/>
+        </w:rPr>
+      </w:r>
+    </w:p>
+    <w:p>
+      <w:pPr>
+        <w:rPr/>
+      </w:pPr>
+      <w:r>
+        <w:rPr>
+          <w:rtl w:val="0"/>
+        </w:rPr>
+        <w:t xml:space="preserve">(since vishuddhi .. add abt .. ne doshini gaaana.. ? after some explanation as to why .. say ne doshini gaanu.. kaane kaanu.. Bcz f my Mother's infinite love.. Adishakthi yokka anantha prema valla))</w:t>
+      </w:r>
+    </w:p>
+    <w:p>
+      <w:pPr>
+        <w:rPr/>
+      </w:pPr>
+      <w:r>
+        <w:rPr>
+          <w:rtl w:val="0"/>
+        </w:rPr>
+      </w:r>
+    </w:p>
+    <w:p>
+      <w:pPr>
+        <w:rPr/>
+      </w:pPr>
+      <w:r>
+        <w:rPr>
+          <w:rtl w:val="0"/>
+        </w:rPr>
+        <w:t xml:space="preserve">Mee palukula maadhuryam Lona.. mantraala velluvalavaana.. veena</w:t>
+      </w:r>
+    </w:p>
+    <w:p>
+      <w:pPr>
+        <w:rPr/>
+      </w:pPr>
+      <w:r>
+        <w:rPr>
+          <w:rtl w:val="0"/>
+        </w:rPr>
+        <w:t xml:space="preserve">Himachala parvamuna seda theerina </w:t>
+      </w:r>
+    </w:p>
+    <w:p>
+      <w:pPr>
+        <w:rPr/>
+      </w:pPr>
+      <w:r>
+        <w:rPr>
+          <w:rtl w:val="0"/>
+        </w:rPr>
+        <w:t xml:space="preserve">Challani gaalilaa</w:t>
+      </w:r>
+    </w:p>
+    <w:p>
+      <w:pPr>
+        <w:rPr/>
+      </w:pPr>
+      <w:r>
+        <w:rPr>
+          <w:rtl w:val="0"/>
+        </w:rPr>
+        <w:t xml:space="preserve">Chethulalo em ledu.. Mee sakthe naa sakthi.. Mee chaitsnyame naa chethullo</w:t>
+      </w:r>
+    </w:p>
+    <w:p>
+      <w:pPr>
+        <w:rPr/>
+      </w:pPr>
+      <w:r>
+        <w:rPr>
+          <w:rtl w:val="0"/>
+        </w:rPr>
+        <w:t xml:space="preserve">Mee palukula maadhurya veena mantraala kusumaaala maala (fast)</w:t>
+      </w:r>
+    </w:p>
+    <w:p>
+      <w:pPr>
+        <w:rPr/>
+      </w:pPr>
+      <w:r>
+        <w:rPr>
+          <w:rtl w:val="0"/>
+        </w:rPr>
+        <w:t xml:space="preserve">(Slow)</w:t>
+      </w:r>
+    </w:p>
+    <w:p>
+      <w:pPr>
+        <w:rPr/>
+      </w:pPr>
+      <w:r>
+        <w:rPr>
+          <w:rtl w:val="0"/>
+        </w:rPr>
+        <w:t xml:space="preserve">Paramachethanamu pravahinchinane</w:t>
+      </w:r>
+    </w:p>
+    <w:p>
+      <w:pPr>
+        <w:rPr/>
+      </w:pPr>
+      <w:r>
+        <w:rPr>
+          <w:rtl w:val="0"/>
+        </w:rPr>
+        <w:t xml:space="preserve">Chakranaadulu pulakinchenuga (vikasinchenuga)</w:t>
+      </w:r>
+    </w:p>
+    <w:p>
+      <w:pPr>
+        <w:rPr/>
+      </w:pPr>
+      <w:r>
+        <w:rPr>
+          <w:rtl w:val="0"/>
+        </w:rPr>
+        <w:t xml:space="preserve">Mee palukula maadhurya veena mantraala kusumaaala maala (fast)</w:t>
+      </w:r>
+    </w:p>
+    <w:p>
+      <w:pPr>
+        <w:rPr/>
+      </w:pPr>
+      <w:r>
+        <w:rPr>
+          <w:rtl w:val="0"/>
+        </w:rPr>
+        <w:t xml:space="preserve">(Slow)</w:t>
+      </w:r>
+    </w:p>
+    <w:p>
+      <w:pPr>
+        <w:rPr/>
+      </w:pPr>
+      <w:r>
+        <w:rPr>
+          <w:rtl w:val="0"/>
+        </w:rPr>
+        <w:t xml:space="preserve">Paramachethanamu pravahinchinane</w:t>
+      </w:r>
+    </w:p>
+    <w:p>
+      <w:pPr>
+        <w:rPr/>
+      </w:pPr>
+      <w:r>
+        <w:rPr>
+          <w:rtl w:val="0"/>
+        </w:rPr>
+        <w:t xml:space="preserve">Chakranaadulu pulakinchenuga (vikasinchenuga)</w:t>
+      </w:r>
+    </w:p>
+    <w:p>
+      <w:pPr>
+        <w:rPr/>
+      </w:pPr>
+      <w:r>
+        <w:rPr>
+          <w:rtl w:val="0"/>
+        </w:rPr>
+        <w:t xml:space="preserve">Chandassu</w:t>
+      </w:r>
+    </w:p>
+    <w:p>
+      <w:pPr>
+        <w:rPr/>
+      </w:pPr>
+      <w:r>
+        <w:rPr>
+          <w:rtl w:val="0"/>
+        </w:rPr>
+        <w:t xml:space="preserve">(use everyday words we use during meditation .. )</w:t>
+      </w:r>
+    </w:p>
+    <w:p>
+      <w:pPr>
+        <w:rPr/>
+      </w:pPr>
+      <w:r>
+        <w:rPr>
+          <w:rtl w:val="0"/>
+        </w:rPr>
+        <w:t xml:space="preserve">(Kotha vaallaki atma sakshatkaram ivvadaaniki cheppe maatalatho …)</w:t>
+      </w:r>
+    </w:p>
+    <w:p>
+      <w:pPr>
+        <w:rPr/>
+      </w:pPr>
+      <w:r>
+        <w:rPr>
+          <w:rtl w:val="0"/>
+        </w:rPr>
+      </w:r>
+    </w:p>
+    <w:p>
+      <w:pPr>
+        <w:rPr/>
+      </w:pPr>
+      <w:r>
+        <w:rPr>
+          <w:rtl w:val="0"/>
+        </w:rPr>
+        <w:t xml:space="preserve">Radha Krishna Radha Krishna</w:t>
+      </w:r>
+    </w:p>
+    <w:p>
+      <w:pPr>
+        <w:rPr/>
+      </w:pPr>
+      <w:r>
+        <w:rPr>
+          <w:rtl w:val="0"/>
+        </w:rPr>
+        <w:t xml:space="preserve">Mata Nirmala Maa Nirmala</w:t>
+      </w:r>
+    </w:p>
+    <w:p>
+      <w:pPr>
+        <w:rPr/>
+      </w:pPr>
+      <w:r>
+        <w:rPr>
+          <w:rtl w:val="0"/>
+        </w:rPr>
       </w:r>
     </w:p>
     <w:p>
@@ -1444,7 +2278,7 @@
 
 <file path=customXML/item1.xml><?xml version="1.0" encoding="utf-8"?>
 <go:gDocsCustomXmlDataStorage xmlns:go="http://customooxmlschemas.google.com/" xmlns:r="http://schemas.openxmlformats.org/officeDocument/2006/relationships" uri="GoogleDocsCustomDataVersion2">
-  <go:docsCustomData xmlns:go="http://customooxmlschemas.google.com/" roundtripDataSignature="AMtx7mi7+G/mrjC/1KCJEAraYPBVwuAgCA==">CgMxLjA4AHIhMW5CdHdqQldfUmtnZUlHNnN4ZzRKeTU5ODROS3pTRVpt</go:docsCustomData>
+  <go:docsCustomData xmlns:go="http://customooxmlschemas.google.com/" roundtripDataSignature="AMtx7miQNM3NJLsUiPCqsPFlTyX3g8G3Zg==">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</go:docsCustomData>
 </go:gDocsCustomXmlDataStorage>
 </file>
 
